--- a/BuildCorp/docs/Informe de Desarrollo de Proyecto de TI.docx
+++ b/BuildCorp/docs/Informe de Desarrollo de Proyecto de TI.docx
@@ -176,292 +176,192 @@
           <w:sz w:val="28"/>
           <w:szCs w:val="28"/>
         </w:rPr>
-        <w:t xml:space="preserve"> </w:t>
-      </w:r>
-      <w:r>
+        <w:t xml:space="preserve"> Metodología de desarrollo ágil</w:t>
+      </w:r>
+    </w:p>
+    <w:p>
+      <w:pPr>
         <w:rPr>
           <w:sz w:val="28"/>
           <w:szCs w:val="28"/>
         </w:rPr>
-        <w:t>Metodología de desarrollo ágil</w:t>
-      </w:r>
-    </w:p>
-    <w:p>
-      <w:pPr>
-        <w:rPr>
+      </w:pPr>
+      <w:r>
+        <w:rPr>
+          <w:b/>
+          <w:bCs/>
           <w:sz w:val="28"/>
           <w:szCs w:val="28"/>
         </w:rPr>
-      </w:pPr>
-      <w:r>
-        <w:rPr>
-          <w:b/>
-          <w:bCs/>
+        <w:t>Docente:</w:t>
+      </w:r>
+      <w:r>
+        <w:rPr>
           <w:sz w:val="28"/>
           <w:szCs w:val="28"/>
         </w:rPr>
-        <w:t>Docente:</w:t>
-      </w:r>
-      <w:r>
+        <w:t xml:space="preserve"> Marcelo Alvarado A.</w:t>
+      </w:r>
+    </w:p>
+    <w:p>
+      <w:pPr>
         <w:rPr>
           <w:sz w:val="28"/>
           <w:szCs w:val="28"/>
         </w:rPr>
-        <w:t xml:space="preserve"> Marcelo Alvarado A.</w:t>
-      </w:r>
-    </w:p>
-    <w:p>
-      <w:pPr>
-        <w:rPr>
+      </w:pPr>
+      <w:r>
+        <w:rPr>
+          <w:b/>
+          <w:bCs/>
           <w:sz w:val="28"/>
           <w:szCs w:val="28"/>
         </w:rPr>
-      </w:pPr>
-      <w:r>
-        <w:rPr>
-          <w:b/>
-          <w:bCs/>
+        <w:t>Estudiante:</w:t>
+      </w:r>
+      <w:r>
+        <w:rPr>
           <w:sz w:val="28"/>
           <w:szCs w:val="28"/>
         </w:rPr>
-        <w:t>Estudiante:</w:t>
-      </w:r>
-      <w:r>
+        <w:t xml:space="preserve"> Sebastián Durán</w:t>
+      </w:r>
+    </w:p>
+    <w:p>
+      <w:pPr>
         <w:rPr>
           <w:sz w:val="28"/>
           <w:szCs w:val="28"/>
         </w:rPr>
-        <w:t xml:space="preserve"> Sebastián Durán</w:t>
-      </w:r>
-    </w:p>
-    <w:p>
-      <w:pPr>
-        <w:rPr>
+      </w:pPr>
+      <w:r>
+        <w:rPr>
+          <w:b/>
+          <w:bCs/>
           <w:sz w:val="28"/>
           <w:szCs w:val="28"/>
         </w:rPr>
-      </w:pPr>
-      <w:r>
-        <w:rPr>
-          <w:b/>
-          <w:bCs/>
+        <w:t>Sección:</w:t>
+      </w:r>
+      <w:r>
+        <w:rPr>
           <w:sz w:val="28"/>
           <w:szCs w:val="28"/>
         </w:rPr>
-        <w:t>Sección:</w:t>
-      </w:r>
-      <w:r>
+        <w:t xml:space="preserve"> AP_N2_C2</w:t>
+      </w:r>
+    </w:p>
+    <w:p>
+      <w:pPr>
         <w:rPr>
           <w:sz w:val="28"/>
           <w:szCs w:val="28"/>
         </w:rPr>
-        <w:t xml:space="preserve"> AP_N2_C2</w:t>
-      </w:r>
-    </w:p>
-    <w:p>
-      <w:pPr>
-        <w:rPr>
+      </w:pPr>
+      <w:r>
+        <w:rPr>
+          <w:b/>
+          <w:bCs/>
           <w:sz w:val="28"/>
           <w:szCs w:val="28"/>
         </w:rPr>
-      </w:pPr>
-      <w:r>
-        <w:rPr>
-          <w:b/>
-          <w:bCs/>
+        <w:t>Fecha de Entrega:</w:t>
+      </w:r>
+      <w:r>
+        <w:rPr>
           <w:sz w:val="28"/>
           <w:szCs w:val="28"/>
         </w:rPr>
-        <w:t>Fecha de Entrega:</w:t>
-      </w:r>
-      <w:r>
-        <w:rPr>
+        <w:t xml:space="preserve"> 5 de noviembre de 2026</w:t>
+      </w:r>
+    </w:p>
+    <w:p>
+      <w:pPr>
+        <w:rPr>
+          <w:b/>
+          <w:bCs/>
           <w:sz w:val="28"/>
           <w:szCs w:val="28"/>
         </w:rPr>
-        <w:t xml:space="preserve"> 5 de </w:t>
-      </w:r>
-      <w:r>
-        <w:rPr>
-          <w:sz w:val="28"/>
-          <w:szCs w:val="28"/>
-        </w:rPr>
-        <w:t>noviembre</w:t>
-      </w:r>
-      <w:r>
-        <w:rPr>
-          <w:sz w:val="28"/>
-          <w:szCs w:val="28"/>
-        </w:rPr>
-        <w:t xml:space="preserve"> de 2026</w:t>
-      </w:r>
-    </w:p>
-    <w:p>
-      <w:pPr>
-        <w:rPr>
-          <w:b/>
-          <w:bCs/>
-          <w:sz w:val="28"/>
-          <w:szCs w:val="28"/>
-        </w:rPr>
-      </w:pPr>
-    </w:p>
-    <w:p>
-      <w:pPr>
-        <w:rPr>
-          <w:b/>
-          <w:bCs/>
-        </w:rPr>
-      </w:pPr>
-    </w:p>
-    <w:p>
-      <w:pPr>
-        <w:rPr>
-          <w:b/>
-          <w:bCs/>
-        </w:rPr>
-      </w:pPr>
-    </w:p>
-    <w:p>
-      <w:pPr>
-        <w:rPr>
-          <w:b/>
-          <w:bCs/>
-        </w:rPr>
-      </w:pPr>
-    </w:p>
-    <w:p>
-      <w:pPr>
-        <w:rPr>
-          <w:b/>
-          <w:bCs/>
-        </w:rPr>
-      </w:pPr>
-    </w:p>
-    <w:p>
-      <w:pPr>
-        <w:rPr>
-          <w:b/>
-          <w:bCs/>
-        </w:rPr>
-      </w:pPr>
-    </w:p>
-    <w:p>
-      <w:pPr>
-        <w:rPr>
-          <w:b/>
-          <w:bCs/>
-        </w:rPr>
-      </w:pPr>
-    </w:p>
-    <w:p>
-      <w:pPr>
-        <w:rPr>
-          <w:b/>
-          <w:bCs/>
-        </w:rPr>
-      </w:pPr>
-    </w:p>
-    <w:p>
-      <w:pPr>
-        <w:rPr>
-          <w:b/>
-          <w:bCs/>
-        </w:rPr>
-      </w:pPr>
-    </w:p>
-    <w:p>
-      <w:pPr>
-        <w:rPr>
-          <w:b/>
-          <w:bCs/>
-        </w:rPr>
-      </w:pPr>
-    </w:p>
-    <w:p>
-      <w:pPr>
-        <w:rPr>
-          <w:b/>
-          <w:bCs/>
-        </w:rPr>
-      </w:pPr>
-    </w:p>
-    <w:p>
-      <w:pPr>
-        <w:rPr>
-          <w:b/>
-          <w:bCs/>
-        </w:rPr>
-      </w:pPr>
-    </w:p>
-    <w:p>
-      <w:pPr>
-        <w:rPr>
-          <w:b/>
-          <w:bCs/>
-        </w:rPr>
-      </w:pPr>
-    </w:p>
-    <w:p>
-      <w:pPr>
-        <w:rPr>
-          <w:b/>
-          <w:bCs/>
-        </w:rPr>
-      </w:pPr>
-    </w:p>
-    <w:p>
-      <w:pPr>
-        <w:rPr>
-          <w:b/>
-          <w:bCs/>
-        </w:rPr>
-      </w:pPr>
-    </w:p>
-    <w:p>
-      <w:pPr>
-        <w:rPr>
-          <w:b/>
-          <w:bCs/>
-        </w:rPr>
-      </w:pPr>
-    </w:p>
-    <w:p>
-      <w:pPr>
-        <w:rPr>
-          <w:b/>
-          <w:bCs/>
-        </w:rPr>
-      </w:pPr>
-    </w:p>
-    <w:p>
-      <w:pPr>
-        <w:rPr>
-          <w:b/>
-          <w:bCs/>
-        </w:rPr>
-      </w:pPr>
-    </w:p>
-    <w:p>
-      <w:pPr>
-        <w:rPr>
-          <w:b/>
-          <w:bCs/>
-        </w:rPr>
-      </w:pPr>
-    </w:p>
-    <w:p>
-      <w:pPr>
-        <w:rPr>
-          <w:b/>
-          <w:bCs/>
-        </w:rPr>
-      </w:pPr>
-      <w:r>
-        <w:rPr>
-          <w:b/>
-          <w:bCs/>
-        </w:rPr>
+      </w:pPr>
+    </w:p>
+    <w:p>
+      <w:pPr>
+        <w:rPr>
+          <w:b/>
+          <w:bCs/>
+        </w:rPr>
+      </w:pPr>
+    </w:p>
+    <w:p>
+      <w:pPr>
+        <w:rPr>
+          <w:b/>
+          <w:bCs/>
+        </w:rPr>
+      </w:pPr>
+    </w:p>
+    <w:p>
+      <w:pPr>
+        <w:rPr>
+          <w:b/>
+          <w:bCs/>
+        </w:rPr>
+      </w:pPr>
+    </w:p>
+    <w:p>
+      <w:pPr>
+        <w:rPr>
+          <w:b/>
+          <w:bCs/>
+        </w:rPr>
+      </w:pPr>
+    </w:p>
+    <w:p>
+      <w:pPr>
+        <w:rPr>
+          <w:b/>
+          <w:bCs/>
+        </w:rPr>
+      </w:pPr>
+    </w:p>
+    <w:p>
+      <w:pPr>
+        <w:rPr>
+          <w:b/>
+          <w:bCs/>
+        </w:rPr>
+      </w:pPr>
+    </w:p>
+    <w:p>
+      <w:pPr>
+        <w:rPr>
+          <w:b/>
+          <w:bCs/>
+        </w:rPr>
+      </w:pPr>
+    </w:p>
+    <w:p>
+      <w:pPr>
+        <w:rPr>
+          <w:b/>
+          <w:bCs/>
+        </w:rPr>
+      </w:pPr>
+    </w:p>
+    <w:p>
+      <w:pPr>
+        <w:rPr>
+          <w:b/>
+          <w:bCs/>
+        </w:rPr>
+      </w:pPr>
+      <w:r>
+        <w:rPr>
+          <w:b/>
+          <w:bCs/>
+        </w:rPr>
+        <w:lastRenderedPageBreak/>
         <w:t>Nota de Modalidad Unipersonal</w:t>
       </w:r>
     </w:p>
@@ -485,13 +385,14 @@
           <w:bCs/>
         </w:rPr>
       </w:pPr>
-      <w:r>
-        <w:rPr>
-          <w:b/>
-          <w:bCs/>
-        </w:rPr>
-        <w:t>SECCIÓN I: Planificación y Gestión del Proyecto Ágil</w:t>
-      </w:r>
+    </w:p>
+    <w:p>
+      <w:pPr>
+        <w:rPr>
+          <w:b/>
+          <w:bCs/>
+        </w:rPr>
+      </w:pPr>
     </w:p>
     <w:p>
       <w:pPr>
@@ -527,290 +428,7 @@
       </w:r>
       <w:proofErr w:type="spellEnd"/>
       <w:r>
-        <w:t xml:space="preserve"> iterativos entre el 17 de octubre y el 4 de noviembre de 2026, asegurando la entrega del informe final el 5 de noviembre de 2026.</w:t>
-      </w:r>
-    </w:p>
-    <w:p>
-      <w:pPr>
-        <w:rPr>
-          <w:b/>
-          <w:bCs/>
-        </w:rPr>
-      </w:pPr>
-      <w:r>
-        <w:rPr>
-          <w:b/>
-          <w:bCs/>
-        </w:rPr>
-        <w:t>Sprint 1: Gestión de Activos y Control de Inventario</w:t>
-      </w:r>
-    </w:p>
-    <w:p>
-      <w:pPr>
-        <w:numPr>
-          <w:ilvl w:val="0"/>
-          <w:numId w:val="1"/>
-        </w:numPr>
-      </w:pPr>
-      <w:r>
-        <w:t xml:space="preserve">Duración: 17 de </w:t>
-      </w:r>
-      <w:proofErr w:type="gramStart"/>
-      <w:r>
-        <w:t>Octubre</w:t>
-      </w:r>
-      <w:proofErr w:type="gramEnd"/>
-      <w:r>
-        <w:t xml:space="preserve"> al 23 de </w:t>
-      </w:r>
-      <w:proofErr w:type="gramStart"/>
-      <w:r>
-        <w:t>Octubre</w:t>
-      </w:r>
-      <w:proofErr w:type="gramEnd"/>
-      <w:r>
-        <w:t xml:space="preserve"> de 2026 (7 días).</w:t>
-      </w:r>
-    </w:p>
-    <w:p>
-      <w:pPr>
-        <w:numPr>
-          <w:ilvl w:val="0"/>
-          <w:numId w:val="1"/>
-        </w:numPr>
-      </w:pPr>
-      <w:r>
-        <w:t xml:space="preserve">Sprint </w:t>
-      </w:r>
-      <w:proofErr w:type="spellStart"/>
-      <w:r>
-        <w:t>Goal</w:t>
-      </w:r>
-      <w:proofErr w:type="spellEnd"/>
-      <w:r>
-        <w:t>: Definir el catálogo centralizado de herramientas, la trazabilidad de estados (Disponible, En Uso, Mantenimiento, Dado de Baja) y la estructura de inventario distribuido en bodegas de obra.</w:t>
-      </w:r>
-    </w:p>
-    <w:p>
-      <w:pPr>
-        <w:numPr>
-          <w:ilvl w:val="0"/>
-          <w:numId w:val="1"/>
-        </w:numPr>
-      </w:pPr>
-      <w:r>
-        <w:t>Entregables:</w:t>
-      </w:r>
-    </w:p>
-    <w:p>
-      <w:pPr>
-        <w:numPr>
-          <w:ilvl w:val="1"/>
-          <w:numId w:val="1"/>
-        </w:numPr>
-      </w:pPr>
-      <w:r>
-        <w:t>Definición de reglas de negocio para estados y transferencias entre bodegas.</w:t>
-      </w:r>
-    </w:p>
-    <w:p>
-      <w:pPr>
-        <w:numPr>
-          <w:ilvl w:val="1"/>
-          <w:numId w:val="1"/>
-        </w:numPr>
-      </w:pPr>
-      <w:r>
-        <w:lastRenderedPageBreak/>
-        <w:t>Tablero KANBAN inicial con asignación de tareas.</w:t>
-      </w:r>
-    </w:p>
-    <w:p>
-      <w:pPr>
-        <w:numPr>
-          <w:ilvl w:val="1"/>
-          <w:numId w:val="1"/>
-        </w:numPr>
-      </w:pPr>
-      <w:r>
-        <w:t>Registro de minutas y ceremonias Scrum del Sprint 1.</w:t>
-      </w:r>
-    </w:p>
-    <w:p>
-      <w:pPr>
-        <w:rPr>
-          <w:b/>
-          <w:bCs/>
-        </w:rPr>
-      </w:pPr>
-      <w:r>
-        <w:rPr>
-          <w:b/>
-          <w:bCs/>
-        </w:rPr>
-        <w:t>Sprint 2: Préstamos, Devoluciones y Firma Digital</w:t>
-      </w:r>
-    </w:p>
-    <w:p>
-      <w:pPr>
-        <w:numPr>
-          <w:ilvl w:val="0"/>
-          <w:numId w:val="2"/>
-        </w:numPr>
-      </w:pPr>
-      <w:r>
-        <w:t xml:space="preserve">Duración: 24 de </w:t>
-      </w:r>
-      <w:proofErr w:type="gramStart"/>
-      <w:r>
-        <w:t>Octubre</w:t>
-      </w:r>
-      <w:proofErr w:type="gramEnd"/>
-      <w:r>
-        <w:t xml:space="preserve"> al 29 de </w:t>
-      </w:r>
-      <w:proofErr w:type="gramStart"/>
-      <w:r>
-        <w:t>Octubre</w:t>
-      </w:r>
-      <w:proofErr w:type="gramEnd"/>
-      <w:r>
-        <w:t xml:space="preserve"> de 2026 (6 días).</w:t>
-      </w:r>
-    </w:p>
-    <w:p>
-      <w:pPr>
-        <w:numPr>
-          <w:ilvl w:val="0"/>
-          <w:numId w:val="2"/>
-        </w:numPr>
-      </w:pPr>
-      <w:r>
-        <w:t xml:space="preserve">Sprint </w:t>
-      </w:r>
-      <w:proofErr w:type="spellStart"/>
-      <w:r>
-        <w:t>Goal</w:t>
-      </w:r>
-      <w:proofErr w:type="spellEnd"/>
-      <w:r>
-        <w:t>: Diseñar y modelar los flujos operativos de entrega y devolución de herramientas en obra, incorporando la captura de firma digital del responsable (estrategia Offline First / PWA).</w:t>
-      </w:r>
-    </w:p>
-    <w:p>
-      <w:pPr>
-        <w:numPr>
-          <w:ilvl w:val="0"/>
-          <w:numId w:val="2"/>
-        </w:numPr>
-      </w:pPr>
-      <w:r>
-        <w:t>Entregables:</w:t>
-      </w:r>
-    </w:p>
-    <w:p>
-      <w:pPr>
-        <w:numPr>
-          <w:ilvl w:val="1"/>
-          <w:numId w:val="2"/>
-        </w:numPr>
-      </w:pPr>
-      <w:r>
-        <w:t>Identificación detallada de actores del sistema.</w:t>
-      </w:r>
-    </w:p>
-    <w:p>
-      <w:pPr>
-        <w:numPr>
-          <w:ilvl w:val="1"/>
-          <w:numId w:val="2"/>
-        </w:numPr>
-      </w:pPr>
-      <w:r>
-        <w:t>Diagrama de Casos de Uso UML — Subsistema: Operaciones de Obra y Préstamos.</w:t>
-      </w:r>
-    </w:p>
-    <w:p>
-      <w:pPr>
-        <w:numPr>
-          <w:ilvl w:val="1"/>
-          <w:numId w:val="2"/>
-        </w:numPr>
-      </w:pPr>
-      <w:r>
-        <w:t>Especificación formal de Casos de Uso con flujos principales, alternativos y pre/post condiciones.</w:t>
-      </w:r>
-    </w:p>
-    <w:p>
-      <w:pPr>
-        <w:rPr>
-          <w:b/>
-          <w:bCs/>
-        </w:rPr>
-      </w:pPr>
-      <w:r>
-        <w:rPr>
-          <w:b/>
-          <w:bCs/>
-        </w:rPr>
-        <w:t>Sprint 3: Mantenimiento Preventivo, Alertas y Bloqueo por Morosidad</w:t>
-      </w:r>
-    </w:p>
-    <w:p>
-      <w:pPr>
-        <w:numPr>
-          <w:ilvl w:val="0"/>
-          <w:numId w:val="3"/>
-        </w:numPr>
-      </w:pPr>
-      <w:r>
-        <w:t xml:space="preserve">Duración: 30 de </w:t>
-      </w:r>
-      <w:proofErr w:type="gramStart"/>
-      <w:r>
-        <w:t>Octubre</w:t>
-      </w:r>
-      <w:proofErr w:type="gramEnd"/>
-      <w:r>
-        <w:t xml:space="preserve"> al 4 de </w:t>
-      </w:r>
-      <w:proofErr w:type="gramStart"/>
-      <w:r>
-        <w:t>Noviembre</w:t>
-      </w:r>
-      <w:proofErr w:type="gramEnd"/>
-      <w:r>
-        <w:t xml:space="preserve"> de 2026 (6 días).</w:t>
-      </w:r>
-    </w:p>
-    <w:p>
-      <w:pPr>
-        <w:numPr>
-          <w:ilvl w:val="0"/>
-          <w:numId w:val="3"/>
-        </w:numPr>
-      </w:pPr>
-      <w:r>
-        <w:t xml:space="preserve">Sprint </w:t>
-      </w:r>
-      <w:proofErr w:type="spellStart"/>
-      <w:r>
-        <w:t>Goal</w:t>
-      </w:r>
-      <w:proofErr w:type="spellEnd"/>
-      <w:r>
-        <w:t>: Modelar la programación de mantenimientos preventivos (por horas de uso o fechas límite), la generación automática de alertas de morosidad y la regla de bloqueo de contratistas.</w:t>
-      </w:r>
-    </w:p>
-    <w:p>
-      <w:pPr>
-        <w:numPr>
-          <w:ilvl w:val="0"/>
-          <w:numId w:val="3"/>
-        </w:numPr>
-      </w:pPr>
-      <w:r>
-        <w:t>Entregables:</w:t>
+        <w:t xml:space="preserve"> iterativos entre el 17 de octubre y el 30 de octubre de 2026, asegurando la entrega del informe final el 5 de noviembre de 2026 y dejando los primeros días de noviembre exclusivamente para revisión y estudio.</w:t>
       </w:r>
     </w:p>
     <w:p>
@@ -819,9 +437,17 @@
           <w:ilvl w:val="1"/>
           <w:numId w:val="3"/>
         </w:numPr>
-      </w:pPr>
-      <w:r>
-        <w:t>Diagrama de Casos de Uso UML — Subsistema: Gestión de Mantenimiento y Control Financiero.</w:t>
+        <w:rPr>
+          <w:b/>
+          <w:bCs/>
+        </w:rPr>
+      </w:pPr>
+      <w:r>
+        <w:rPr>
+          <w:b/>
+          <w:bCs/>
+        </w:rPr>
+        <w:t>Sprint 1: Gestión de Activos y Control de Inventario</w:t>
       </w:r>
     </w:p>
     <w:p>
@@ -832,7 +458,19 @@
         </w:numPr>
       </w:pPr>
       <w:r>
-        <w:t>Especificación formal de Casos de Uso para Mantenimiento y Alertas.</w:t>
+        <w:t xml:space="preserve">Duración: 17 de </w:t>
+      </w:r>
+      <w:r>
+        <w:t>octubre</w:t>
+      </w:r>
+      <w:r>
+        <w:t xml:space="preserve"> al 23 de </w:t>
+      </w:r>
+      <w:r>
+        <w:t>octubre</w:t>
+      </w:r>
+      <w:r>
+        <w:t xml:space="preserve"> de 2026.</w:t>
       </w:r>
     </w:p>
     <w:p>
@@ -843,8 +481,170 @@
         </w:numPr>
       </w:pPr>
       <w:r>
-        <w:t>Consolidación final del informe y verificación de pauta para entrega.</w:t>
-      </w:r>
+        <w:t xml:space="preserve">Sprint </w:t>
+      </w:r>
+      <w:proofErr w:type="spellStart"/>
+      <w:r>
+        <w:t>Goal</w:t>
+      </w:r>
+      <w:proofErr w:type="spellEnd"/>
+      <w:r>
+        <w:t>: Definir el catálogo centralizado de herramientas, la trazabilidad de estados (Disponible, En Uso, Mantenimiento, Dado de Baja) y la estructura de inventario distribuido en bodegas de obra.</w:t>
+      </w:r>
+    </w:p>
+    <w:p>
+      <w:pPr>
+        <w:numPr>
+          <w:ilvl w:val="1"/>
+          <w:numId w:val="3"/>
+        </w:numPr>
+        <w:rPr>
+          <w:b/>
+          <w:bCs/>
+        </w:rPr>
+      </w:pPr>
+      <w:r>
+        <w:rPr>
+          <w:b/>
+          <w:bCs/>
+        </w:rPr>
+        <w:t>Sprint 2: Préstamos, Devoluciones y Firma Digital</w:t>
+      </w:r>
+    </w:p>
+    <w:p>
+      <w:pPr>
+        <w:numPr>
+          <w:ilvl w:val="1"/>
+          <w:numId w:val="3"/>
+        </w:numPr>
+      </w:pPr>
+      <w:r>
+        <w:t xml:space="preserve">Duración: 24 de </w:t>
+      </w:r>
+      <w:r>
+        <w:t>octubre</w:t>
+      </w:r>
+      <w:r>
+        <w:t xml:space="preserve"> al 27 de </w:t>
+      </w:r>
+      <w:r>
+        <w:t>octubre</w:t>
+      </w:r>
+      <w:r>
+        <w:t xml:space="preserve"> de 2026.</w:t>
+      </w:r>
+    </w:p>
+    <w:p>
+      <w:pPr>
+        <w:numPr>
+          <w:ilvl w:val="1"/>
+          <w:numId w:val="3"/>
+        </w:numPr>
+      </w:pPr>
+      <w:r>
+        <w:t xml:space="preserve">Sprint </w:t>
+      </w:r>
+      <w:proofErr w:type="spellStart"/>
+      <w:r>
+        <w:t>Goal</w:t>
+      </w:r>
+      <w:proofErr w:type="spellEnd"/>
+      <w:r>
+        <w:t>: Diseñar y modelar los flujos operativos de entrega y devolución de herramientas en obra, incorporando la captura de firma digital del responsable (estrategia Offline First / PWA).</w:t>
+      </w:r>
+    </w:p>
+    <w:p>
+      <w:pPr>
+        <w:numPr>
+          <w:ilvl w:val="1"/>
+          <w:numId w:val="3"/>
+        </w:numPr>
+        <w:rPr>
+          <w:b/>
+          <w:bCs/>
+        </w:rPr>
+      </w:pPr>
+      <w:r>
+        <w:rPr>
+          <w:b/>
+          <w:bCs/>
+        </w:rPr>
+        <w:t>Sprint 3: Mantenimiento Preventivo, Alertas y Bloqueo por Morosidad</w:t>
+      </w:r>
+    </w:p>
+    <w:p>
+      <w:pPr>
+        <w:numPr>
+          <w:ilvl w:val="1"/>
+          <w:numId w:val="3"/>
+        </w:numPr>
+      </w:pPr>
+      <w:r>
+        <w:t xml:space="preserve">Duración: 28 de </w:t>
+      </w:r>
+      <w:r>
+        <w:t>octubre</w:t>
+      </w:r>
+      <w:r>
+        <w:t xml:space="preserve"> al 30 de </w:t>
+      </w:r>
+      <w:r>
+        <w:t>octubre</w:t>
+      </w:r>
+      <w:r>
+        <w:t xml:space="preserve"> de 2026.</w:t>
+      </w:r>
+    </w:p>
+    <w:p>
+      <w:pPr>
+        <w:numPr>
+          <w:ilvl w:val="1"/>
+          <w:numId w:val="3"/>
+        </w:numPr>
+      </w:pPr>
+      <w:r>
+        <w:t xml:space="preserve">Sprint </w:t>
+      </w:r>
+      <w:proofErr w:type="spellStart"/>
+      <w:r>
+        <w:t>Goal</w:t>
+      </w:r>
+      <w:proofErr w:type="spellEnd"/>
+      <w:r>
+        <w:t>: Modelar la programación de mantenimientos preventivos, las alertas automáticas de morosidad, el segundo diagrama UML y la consolidación final del informe para cerrar el proyecto el viernes 30 de octubre.</w:t>
+      </w:r>
+    </w:p>
+    <w:p>
+      <w:pPr>
+        <w:numPr>
+          <w:ilvl w:val="1"/>
+          <w:numId w:val="3"/>
+        </w:numPr>
+      </w:pPr>
+    </w:p>
+    <w:p>
+      <w:pPr>
+        <w:rPr>
+          <w:b/>
+          <w:bCs/>
+        </w:rPr>
+      </w:pPr>
+    </w:p>
+    <w:p>
+      <w:pPr>
+        <w:rPr>
+          <w:b/>
+          <w:bCs/>
+        </w:rPr>
+      </w:pPr>
+    </w:p>
+    <w:p>
+      <w:pPr>
+        <w:rPr>
+          <w:b/>
+          <w:bCs/>
+        </w:rPr>
+      </w:pPr>
     </w:p>
     <w:p>
       <w:pPr>
@@ -927,7 +727,6 @@
           <w:b/>
           <w:bCs/>
         </w:rPr>
-        <w:lastRenderedPageBreak/>
         <w:t>TK-02</w:t>
       </w:r>
       <w:r>
@@ -1279,23 +1078,7 @@
           <w:b/>
           <w:bCs/>
         </w:rPr>
-        <w:t xml:space="preserve"> (17 de </w:t>
-      </w:r>
-      <w:proofErr w:type="gramStart"/>
-      <w:r>
-        <w:rPr>
-          <w:b/>
-          <w:bCs/>
-        </w:rPr>
-        <w:t>Octubre</w:t>
-      </w:r>
-      <w:proofErr w:type="gramEnd"/>
-      <w:r>
-        <w:rPr>
-          <w:b/>
-          <w:bCs/>
-        </w:rPr>
-        <w:t xml:space="preserve"> de 2026)</w:t>
+        <w:t xml:space="preserve"> (17 de Octubre de 2026)</w:t>
       </w:r>
     </w:p>
     <w:p>
@@ -1306,6 +1089,7 @@
         </w:numPr>
       </w:pPr>
       <w:r>
+        <w:lastRenderedPageBreak/>
         <w:t>Duración: 30 minutos.</w:t>
       </w:r>
     </w:p>
@@ -1325,15 +1109,7 @@
       </w:r>
       <w:proofErr w:type="spellEnd"/>
       <w:r>
-        <w:t xml:space="preserve"> / Scrum </w:t>
-      </w:r>
-      <w:proofErr w:type="gramStart"/>
-      <w:r>
-        <w:t>Master</w:t>
-      </w:r>
-      <w:proofErr w:type="gramEnd"/>
-      <w:r>
-        <w:t xml:space="preserve"> / PO local).</w:t>
+        <w:t xml:space="preserve"> / Scrum Master / PO local).</w:t>
       </w:r>
     </w:p>
     <w:p>
@@ -1416,24 +1192,7 @@
           <w:b/>
           <w:bCs/>
         </w:rPr>
-        <w:lastRenderedPageBreak/>
-        <w:t xml:space="preserve">B. Daily Scrum </w:t>
-      </w:r>
-      <w:proofErr w:type="gramStart"/>
-      <w:r>
-        <w:rPr>
-          <w:b/>
-          <w:bCs/>
-        </w:rPr>
-        <w:t>Meetings</w:t>
-      </w:r>
-      <w:proofErr w:type="gramEnd"/>
-      <w:r>
-        <w:rPr>
-          <w:b/>
-          <w:bCs/>
-        </w:rPr>
-        <w:t xml:space="preserve"> (Frecuencia Diaria)</w:t>
+        <w:t>B. Daily Scrum Meetings (Frecuencia Diaria)</w:t>
       </w:r>
     </w:p>
     <w:p>
@@ -1606,6 +1365,7 @@
           <w:b/>
           <w:bCs/>
         </w:rPr>
+        <w:lastRenderedPageBreak/>
         <w:t>Bodega de Origen / Ubicación:</w:t>
       </w:r>
       <w:r>
@@ -1693,7 +1453,6 @@
           <w:b/>
           <w:bCs/>
         </w:rPr>
-        <w:lastRenderedPageBreak/>
         <w:t>Estado "Disponible":</w:t>
       </w:r>
     </w:p>
@@ -1875,6 +1634,7 @@
           <w:b/>
           <w:bCs/>
         </w:rPr>
+        <w:lastRenderedPageBreak/>
         <w:t>Bodega Central:</w:t>
       </w:r>
       <w:r>
@@ -2233,6 +1993,155 @@
     </w:lvl>
   </w:abstractNum>
   <w:abstractNum w:abstractNumId="2" w15:restartNumberingAfterBreak="0">
+    <w:nsid w:val="159E7BE1"/>
+    <w:multiLevelType w:val="multilevel"/>
+    <w:tmpl w:val="7D9652EC"/>
+    <w:lvl w:ilvl="0">
+      <w:start w:val="1"/>
+      <w:numFmt w:val="bullet"/>
+      <w:lvlText w:val=""/>
+      <w:lvlJc w:val="left"/>
+      <w:pPr>
+        <w:tabs>
+          <w:tab w:val="num" w:pos="720"/>
+        </w:tabs>
+        <w:ind w:left="720" w:hanging="360"/>
+      </w:pPr>
+      <w:rPr>
+        <w:rFonts w:ascii="Symbol" w:hAnsi="Symbol" w:hint="default"/>
+        <w:sz w:val="20"/>
+      </w:rPr>
+    </w:lvl>
+    <w:lvl w:ilvl="1" w:tentative="1">
+      <w:start w:val="1"/>
+      <w:numFmt w:val="bullet"/>
+      <w:lvlText w:val="o"/>
+      <w:lvlJc w:val="left"/>
+      <w:pPr>
+        <w:tabs>
+          <w:tab w:val="num" w:pos="1440"/>
+        </w:tabs>
+        <w:ind w:left="1440" w:hanging="360"/>
+      </w:pPr>
+      <w:rPr>
+        <w:rFonts w:ascii="Courier New" w:hAnsi="Courier New" w:hint="default"/>
+        <w:sz w:val="20"/>
+      </w:rPr>
+    </w:lvl>
+    <w:lvl w:ilvl="2" w:tentative="1">
+      <w:start w:val="1"/>
+      <w:numFmt w:val="bullet"/>
+      <w:lvlText w:val=""/>
+      <w:lvlJc w:val="left"/>
+      <w:pPr>
+        <w:tabs>
+          <w:tab w:val="num" w:pos="2160"/>
+        </w:tabs>
+        <w:ind w:left="2160" w:hanging="360"/>
+      </w:pPr>
+      <w:rPr>
+        <w:rFonts w:ascii="Wingdings" w:hAnsi="Wingdings" w:hint="default"/>
+        <w:sz w:val="20"/>
+      </w:rPr>
+    </w:lvl>
+    <w:lvl w:ilvl="3" w:tentative="1">
+      <w:start w:val="1"/>
+      <w:numFmt w:val="bullet"/>
+      <w:lvlText w:val=""/>
+      <w:lvlJc w:val="left"/>
+      <w:pPr>
+        <w:tabs>
+          <w:tab w:val="num" w:pos="2880"/>
+        </w:tabs>
+        <w:ind w:left="2880" w:hanging="360"/>
+      </w:pPr>
+      <w:rPr>
+        <w:rFonts w:ascii="Wingdings" w:hAnsi="Wingdings" w:hint="default"/>
+        <w:sz w:val="20"/>
+      </w:rPr>
+    </w:lvl>
+    <w:lvl w:ilvl="4" w:tentative="1">
+      <w:start w:val="1"/>
+      <w:numFmt w:val="bullet"/>
+      <w:lvlText w:val=""/>
+      <w:lvlJc w:val="left"/>
+      <w:pPr>
+        <w:tabs>
+          <w:tab w:val="num" w:pos="3600"/>
+        </w:tabs>
+        <w:ind w:left="3600" w:hanging="360"/>
+      </w:pPr>
+      <w:rPr>
+        <w:rFonts w:ascii="Wingdings" w:hAnsi="Wingdings" w:hint="default"/>
+        <w:sz w:val="20"/>
+      </w:rPr>
+    </w:lvl>
+    <w:lvl w:ilvl="5" w:tentative="1">
+      <w:start w:val="1"/>
+      <w:numFmt w:val="bullet"/>
+      <w:lvlText w:val=""/>
+      <w:lvlJc w:val="left"/>
+      <w:pPr>
+        <w:tabs>
+          <w:tab w:val="num" w:pos="4320"/>
+        </w:tabs>
+        <w:ind w:left="4320" w:hanging="360"/>
+      </w:pPr>
+      <w:rPr>
+        <w:rFonts w:ascii="Wingdings" w:hAnsi="Wingdings" w:hint="default"/>
+        <w:sz w:val="20"/>
+      </w:rPr>
+    </w:lvl>
+    <w:lvl w:ilvl="6" w:tentative="1">
+      <w:start w:val="1"/>
+      <w:numFmt w:val="bullet"/>
+      <w:lvlText w:val=""/>
+      <w:lvlJc w:val="left"/>
+      <w:pPr>
+        <w:tabs>
+          <w:tab w:val="num" w:pos="5040"/>
+        </w:tabs>
+        <w:ind w:left="5040" w:hanging="360"/>
+      </w:pPr>
+      <w:rPr>
+        <w:rFonts w:ascii="Wingdings" w:hAnsi="Wingdings" w:hint="default"/>
+        <w:sz w:val="20"/>
+      </w:rPr>
+    </w:lvl>
+    <w:lvl w:ilvl="7" w:tentative="1">
+      <w:start w:val="1"/>
+      <w:numFmt w:val="bullet"/>
+      <w:lvlText w:val=""/>
+      <w:lvlJc w:val="left"/>
+      <w:pPr>
+        <w:tabs>
+          <w:tab w:val="num" w:pos="5760"/>
+        </w:tabs>
+        <w:ind w:left="5760" w:hanging="360"/>
+      </w:pPr>
+      <w:rPr>
+        <w:rFonts w:ascii="Wingdings" w:hAnsi="Wingdings" w:hint="default"/>
+        <w:sz w:val="20"/>
+      </w:rPr>
+    </w:lvl>
+    <w:lvl w:ilvl="8" w:tentative="1">
+      <w:start w:val="1"/>
+      <w:numFmt w:val="bullet"/>
+      <w:lvlText w:val=""/>
+      <w:lvlJc w:val="left"/>
+      <w:pPr>
+        <w:tabs>
+          <w:tab w:val="num" w:pos="6480"/>
+        </w:tabs>
+        <w:ind w:left="6480" w:hanging="360"/>
+      </w:pPr>
+      <w:rPr>
+        <w:rFonts w:ascii="Wingdings" w:hAnsi="Wingdings" w:hint="default"/>
+        <w:sz w:val="20"/>
+      </w:rPr>
+    </w:lvl>
+  </w:abstractNum>
+  <w:abstractNum w:abstractNumId="3" w15:restartNumberingAfterBreak="0">
     <w:nsid w:val="2C480029"/>
     <w:multiLevelType w:val="multilevel"/>
     <w:tmpl w:val="A3C2CDC0"/>
@@ -2381,7 +2290,7 @@
       </w:rPr>
     </w:lvl>
   </w:abstractNum>
-  <w:abstractNum w:abstractNumId="3" w15:restartNumberingAfterBreak="0">
+  <w:abstractNum w:abstractNumId="4" w15:restartNumberingAfterBreak="0">
     <w:nsid w:val="2F9E72EF"/>
     <w:multiLevelType w:val="multilevel"/>
     <w:tmpl w:val="0A2467CE"/>
@@ -2530,7 +2439,7 @@
       </w:rPr>
     </w:lvl>
   </w:abstractNum>
-  <w:abstractNum w:abstractNumId="4" w15:restartNumberingAfterBreak="0">
+  <w:abstractNum w:abstractNumId="5" w15:restartNumberingAfterBreak="0">
     <w:nsid w:val="3DD2697D"/>
     <w:multiLevelType w:val="multilevel"/>
     <w:tmpl w:val="70FC0E62"/>
@@ -2679,7 +2588,7 @@
       </w:rPr>
     </w:lvl>
   </w:abstractNum>
-  <w:abstractNum w:abstractNumId="5" w15:restartNumberingAfterBreak="0">
+  <w:abstractNum w:abstractNumId="6" w15:restartNumberingAfterBreak="0">
     <w:nsid w:val="475F3DF0"/>
     <w:multiLevelType w:val="multilevel"/>
     <w:tmpl w:val="CD68AEE8"/>
@@ -2828,7 +2737,7 @@
       </w:rPr>
     </w:lvl>
   </w:abstractNum>
-  <w:abstractNum w:abstractNumId="6" w15:restartNumberingAfterBreak="0">
+  <w:abstractNum w:abstractNumId="7" w15:restartNumberingAfterBreak="0">
     <w:nsid w:val="52C1747F"/>
     <w:multiLevelType w:val="multilevel"/>
     <w:tmpl w:val="19CCF7F8"/>
@@ -2973,7 +2882,7 @@
       </w:rPr>
     </w:lvl>
   </w:abstractNum>
-  <w:abstractNum w:abstractNumId="7" w15:restartNumberingAfterBreak="0">
+  <w:abstractNum w:abstractNumId="8" w15:restartNumberingAfterBreak="0">
     <w:nsid w:val="57965667"/>
     <w:multiLevelType w:val="multilevel"/>
     <w:tmpl w:val="C74C5184"/>
@@ -3122,7 +3031,305 @@
       </w:rPr>
     </w:lvl>
   </w:abstractNum>
-  <w:abstractNum w:abstractNumId="8" w15:restartNumberingAfterBreak="0">
+  <w:abstractNum w:abstractNumId="9" w15:restartNumberingAfterBreak="0">
+    <w:nsid w:val="62EB27BB"/>
+    <w:multiLevelType w:val="multilevel"/>
+    <w:tmpl w:val="B2DA030E"/>
+    <w:lvl w:ilvl="0">
+      <w:start w:val="1"/>
+      <w:numFmt w:val="bullet"/>
+      <w:lvlText w:val=""/>
+      <w:lvlJc w:val="left"/>
+      <w:pPr>
+        <w:tabs>
+          <w:tab w:val="num" w:pos="720"/>
+        </w:tabs>
+        <w:ind w:left="720" w:hanging="360"/>
+      </w:pPr>
+      <w:rPr>
+        <w:rFonts w:ascii="Symbol" w:hAnsi="Symbol" w:hint="default"/>
+        <w:sz w:val="20"/>
+      </w:rPr>
+    </w:lvl>
+    <w:lvl w:ilvl="1" w:tentative="1">
+      <w:start w:val="1"/>
+      <w:numFmt w:val="bullet"/>
+      <w:lvlText w:val="o"/>
+      <w:lvlJc w:val="left"/>
+      <w:pPr>
+        <w:tabs>
+          <w:tab w:val="num" w:pos="1440"/>
+        </w:tabs>
+        <w:ind w:left="1440" w:hanging="360"/>
+      </w:pPr>
+      <w:rPr>
+        <w:rFonts w:ascii="Courier New" w:hAnsi="Courier New" w:hint="default"/>
+        <w:sz w:val="20"/>
+      </w:rPr>
+    </w:lvl>
+    <w:lvl w:ilvl="2" w:tentative="1">
+      <w:start w:val="1"/>
+      <w:numFmt w:val="bullet"/>
+      <w:lvlText w:val=""/>
+      <w:lvlJc w:val="left"/>
+      <w:pPr>
+        <w:tabs>
+          <w:tab w:val="num" w:pos="2160"/>
+        </w:tabs>
+        <w:ind w:left="2160" w:hanging="360"/>
+      </w:pPr>
+      <w:rPr>
+        <w:rFonts w:ascii="Wingdings" w:hAnsi="Wingdings" w:hint="default"/>
+        <w:sz w:val="20"/>
+      </w:rPr>
+    </w:lvl>
+    <w:lvl w:ilvl="3" w:tentative="1">
+      <w:start w:val="1"/>
+      <w:numFmt w:val="bullet"/>
+      <w:lvlText w:val=""/>
+      <w:lvlJc w:val="left"/>
+      <w:pPr>
+        <w:tabs>
+          <w:tab w:val="num" w:pos="2880"/>
+        </w:tabs>
+        <w:ind w:left="2880" w:hanging="360"/>
+      </w:pPr>
+      <w:rPr>
+        <w:rFonts w:ascii="Wingdings" w:hAnsi="Wingdings" w:hint="default"/>
+        <w:sz w:val="20"/>
+      </w:rPr>
+    </w:lvl>
+    <w:lvl w:ilvl="4" w:tentative="1">
+      <w:start w:val="1"/>
+      <w:numFmt w:val="bullet"/>
+      <w:lvlText w:val=""/>
+      <w:lvlJc w:val="left"/>
+      <w:pPr>
+        <w:tabs>
+          <w:tab w:val="num" w:pos="3600"/>
+        </w:tabs>
+        <w:ind w:left="3600" w:hanging="360"/>
+      </w:pPr>
+      <w:rPr>
+        <w:rFonts w:ascii="Wingdings" w:hAnsi="Wingdings" w:hint="default"/>
+        <w:sz w:val="20"/>
+      </w:rPr>
+    </w:lvl>
+    <w:lvl w:ilvl="5" w:tentative="1">
+      <w:start w:val="1"/>
+      <w:numFmt w:val="bullet"/>
+      <w:lvlText w:val=""/>
+      <w:lvlJc w:val="left"/>
+      <w:pPr>
+        <w:tabs>
+          <w:tab w:val="num" w:pos="4320"/>
+        </w:tabs>
+        <w:ind w:left="4320" w:hanging="360"/>
+      </w:pPr>
+      <w:rPr>
+        <w:rFonts w:ascii="Wingdings" w:hAnsi="Wingdings" w:hint="default"/>
+        <w:sz w:val="20"/>
+      </w:rPr>
+    </w:lvl>
+    <w:lvl w:ilvl="6" w:tentative="1">
+      <w:start w:val="1"/>
+      <w:numFmt w:val="bullet"/>
+      <w:lvlText w:val=""/>
+      <w:lvlJc w:val="left"/>
+      <w:pPr>
+        <w:tabs>
+          <w:tab w:val="num" w:pos="5040"/>
+        </w:tabs>
+        <w:ind w:left="5040" w:hanging="360"/>
+      </w:pPr>
+      <w:rPr>
+        <w:rFonts w:ascii="Wingdings" w:hAnsi="Wingdings" w:hint="default"/>
+        <w:sz w:val="20"/>
+      </w:rPr>
+    </w:lvl>
+    <w:lvl w:ilvl="7" w:tentative="1">
+      <w:start w:val="1"/>
+      <w:numFmt w:val="bullet"/>
+      <w:lvlText w:val=""/>
+      <w:lvlJc w:val="left"/>
+      <w:pPr>
+        <w:tabs>
+          <w:tab w:val="num" w:pos="5760"/>
+        </w:tabs>
+        <w:ind w:left="5760" w:hanging="360"/>
+      </w:pPr>
+      <w:rPr>
+        <w:rFonts w:ascii="Wingdings" w:hAnsi="Wingdings" w:hint="default"/>
+        <w:sz w:val="20"/>
+      </w:rPr>
+    </w:lvl>
+    <w:lvl w:ilvl="8" w:tentative="1">
+      <w:start w:val="1"/>
+      <w:numFmt w:val="bullet"/>
+      <w:lvlText w:val=""/>
+      <w:lvlJc w:val="left"/>
+      <w:pPr>
+        <w:tabs>
+          <w:tab w:val="num" w:pos="6480"/>
+        </w:tabs>
+        <w:ind w:left="6480" w:hanging="360"/>
+      </w:pPr>
+      <w:rPr>
+        <w:rFonts w:ascii="Wingdings" w:hAnsi="Wingdings" w:hint="default"/>
+        <w:sz w:val="20"/>
+      </w:rPr>
+    </w:lvl>
+  </w:abstractNum>
+  <w:abstractNum w:abstractNumId="10" w15:restartNumberingAfterBreak="0">
+    <w:nsid w:val="67C30194"/>
+    <w:multiLevelType w:val="multilevel"/>
+    <w:tmpl w:val="874E442A"/>
+    <w:lvl w:ilvl="0">
+      <w:start w:val="1"/>
+      <w:numFmt w:val="bullet"/>
+      <w:lvlText w:val=""/>
+      <w:lvlJc w:val="left"/>
+      <w:pPr>
+        <w:tabs>
+          <w:tab w:val="num" w:pos="720"/>
+        </w:tabs>
+        <w:ind w:left="720" w:hanging="360"/>
+      </w:pPr>
+      <w:rPr>
+        <w:rFonts w:ascii="Symbol" w:hAnsi="Symbol" w:hint="default"/>
+        <w:sz w:val="20"/>
+      </w:rPr>
+    </w:lvl>
+    <w:lvl w:ilvl="1" w:tentative="1">
+      <w:start w:val="1"/>
+      <w:numFmt w:val="bullet"/>
+      <w:lvlText w:val="o"/>
+      <w:lvlJc w:val="left"/>
+      <w:pPr>
+        <w:tabs>
+          <w:tab w:val="num" w:pos="1440"/>
+        </w:tabs>
+        <w:ind w:left="1440" w:hanging="360"/>
+      </w:pPr>
+      <w:rPr>
+        <w:rFonts w:ascii="Courier New" w:hAnsi="Courier New" w:hint="default"/>
+        <w:sz w:val="20"/>
+      </w:rPr>
+    </w:lvl>
+    <w:lvl w:ilvl="2" w:tentative="1">
+      <w:start w:val="1"/>
+      <w:numFmt w:val="bullet"/>
+      <w:lvlText w:val=""/>
+      <w:lvlJc w:val="left"/>
+      <w:pPr>
+        <w:tabs>
+          <w:tab w:val="num" w:pos="2160"/>
+        </w:tabs>
+        <w:ind w:left="2160" w:hanging="360"/>
+      </w:pPr>
+      <w:rPr>
+        <w:rFonts w:ascii="Wingdings" w:hAnsi="Wingdings" w:hint="default"/>
+        <w:sz w:val="20"/>
+      </w:rPr>
+    </w:lvl>
+    <w:lvl w:ilvl="3" w:tentative="1">
+      <w:start w:val="1"/>
+      <w:numFmt w:val="bullet"/>
+      <w:lvlText w:val=""/>
+      <w:lvlJc w:val="left"/>
+      <w:pPr>
+        <w:tabs>
+          <w:tab w:val="num" w:pos="2880"/>
+        </w:tabs>
+        <w:ind w:left="2880" w:hanging="360"/>
+      </w:pPr>
+      <w:rPr>
+        <w:rFonts w:ascii="Wingdings" w:hAnsi="Wingdings" w:hint="default"/>
+        <w:sz w:val="20"/>
+      </w:rPr>
+    </w:lvl>
+    <w:lvl w:ilvl="4" w:tentative="1">
+      <w:start w:val="1"/>
+      <w:numFmt w:val="bullet"/>
+      <w:lvlText w:val=""/>
+      <w:lvlJc w:val="left"/>
+      <w:pPr>
+        <w:tabs>
+          <w:tab w:val="num" w:pos="3600"/>
+        </w:tabs>
+        <w:ind w:left="3600" w:hanging="360"/>
+      </w:pPr>
+      <w:rPr>
+        <w:rFonts w:ascii="Wingdings" w:hAnsi="Wingdings" w:hint="default"/>
+        <w:sz w:val="20"/>
+      </w:rPr>
+    </w:lvl>
+    <w:lvl w:ilvl="5" w:tentative="1">
+      <w:start w:val="1"/>
+      <w:numFmt w:val="bullet"/>
+      <w:lvlText w:val=""/>
+      <w:lvlJc w:val="left"/>
+      <w:pPr>
+        <w:tabs>
+          <w:tab w:val="num" w:pos="4320"/>
+        </w:tabs>
+        <w:ind w:left="4320" w:hanging="360"/>
+      </w:pPr>
+      <w:rPr>
+        <w:rFonts w:ascii="Wingdings" w:hAnsi="Wingdings" w:hint="default"/>
+        <w:sz w:val="20"/>
+      </w:rPr>
+    </w:lvl>
+    <w:lvl w:ilvl="6" w:tentative="1">
+      <w:start w:val="1"/>
+      <w:numFmt w:val="bullet"/>
+      <w:lvlText w:val=""/>
+      <w:lvlJc w:val="left"/>
+      <w:pPr>
+        <w:tabs>
+          <w:tab w:val="num" w:pos="5040"/>
+        </w:tabs>
+        <w:ind w:left="5040" w:hanging="360"/>
+      </w:pPr>
+      <w:rPr>
+        <w:rFonts w:ascii="Wingdings" w:hAnsi="Wingdings" w:hint="default"/>
+        <w:sz w:val="20"/>
+      </w:rPr>
+    </w:lvl>
+    <w:lvl w:ilvl="7" w:tentative="1">
+      <w:start w:val="1"/>
+      <w:numFmt w:val="bullet"/>
+      <w:lvlText w:val=""/>
+      <w:lvlJc w:val="left"/>
+      <w:pPr>
+        <w:tabs>
+          <w:tab w:val="num" w:pos="5760"/>
+        </w:tabs>
+        <w:ind w:left="5760" w:hanging="360"/>
+      </w:pPr>
+      <w:rPr>
+        <w:rFonts w:ascii="Wingdings" w:hAnsi="Wingdings" w:hint="default"/>
+        <w:sz w:val="20"/>
+      </w:rPr>
+    </w:lvl>
+    <w:lvl w:ilvl="8" w:tentative="1">
+      <w:start w:val="1"/>
+      <w:numFmt w:val="bullet"/>
+      <w:lvlText w:val=""/>
+      <w:lvlJc w:val="left"/>
+      <w:pPr>
+        <w:tabs>
+          <w:tab w:val="num" w:pos="6480"/>
+        </w:tabs>
+        <w:ind w:left="6480" w:hanging="360"/>
+      </w:pPr>
+      <w:rPr>
+        <w:rFonts w:ascii="Wingdings" w:hAnsi="Wingdings" w:hint="default"/>
+        <w:sz w:val="20"/>
+      </w:rPr>
+    </w:lvl>
+  </w:abstractNum>
+  <w:abstractNum w:abstractNumId="11" w15:restartNumberingAfterBreak="0">
     <w:nsid w:val="7C1E4CDA"/>
     <w:multiLevelType w:val="multilevel"/>
     <w:tmpl w:val="0B227A74"/>
@@ -3240,31 +3447,40 @@
     </w:lvl>
   </w:abstractNum>
   <w:num w:numId="1" w16cid:durableId="1663662589">
-    <w:abstractNumId w:val="7"/>
+    <w:abstractNumId w:val="8"/>
   </w:num>
   <w:num w:numId="2" w16cid:durableId="299194631">
+    <w:abstractNumId w:val="5"/>
+  </w:num>
+  <w:num w:numId="3" w16cid:durableId="1429425104">
     <w:abstractNumId w:val="4"/>
   </w:num>
-  <w:num w:numId="3" w16cid:durableId="1429425104">
+  <w:num w:numId="4" w16cid:durableId="1903521594">
     <w:abstractNumId w:val="3"/>
   </w:num>
-  <w:num w:numId="4" w16cid:durableId="1903521594">
-    <w:abstractNumId w:val="2"/>
-  </w:num>
   <w:num w:numId="5" w16cid:durableId="887112381">
-    <w:abstractNumId w:val="6"/>
+    <w:abstractNumId w:val="7"/>
   </w:num>
   <w:num w:numId="6" w16cid:durableId="1655718113">
     <w:abstractNumId w:val="1"/>
   </w:num>
   <w:num w:numId="7" w16cid:durableId="1179931035">
-    <w:abstractNumId w:val="5"/>
+    <w:abstractNumId w:val="6"/>
   </w:num>
   <w:num w:numId="8" w16cid:durableId="719010699">
-    <w:abstractNumId w:val="8"/>
+    <w:abstractNumId w:val="11"/>
   </w:num>
   <w:num w:numId="9" w16cid:durableId="5598970">
     <w:abstractNumId w:val="0"/>
+  </w:num>
+  <w:num w:numId="10" w16cid:durableId="1240597092">
+    <w:abstractNumId w:val="2"/>
+  </w:num>
+  <w:num w:numId="11" w16cid:durableId="1030296332">
+    <w:abstractNumId w:val="9"/>
+  </w:num>
+  <w:num w:numId="12" w16cid:durableId="1235698358">
+    <w:abstractNumId w:val="10"/>
   </w:num>
 </w:numbering>
 </file>
